--- a/docs/산출물_20260927/13_ECS_사용자_매뉴얼.docx
+++ b/docs/산출물_20260927/13_ECS_사용자_매뉴얼.docx
@@ -42,7 +42,7 @@
           <w:color w:val="666666"/>
           <w:sz w:val="26"/>
         </w:rPr>
-        <w:t>운전원이 쓰는 순서대로 - LG 화학 1동 자동창고</w:t>
+        <w:t>사용자이 쓰는 순서대로 - LG 화학 1동 자동창고</w:t>
       </w:r>
     </w:p>
     <w:p/>
@@ -698,7 +698,7 @@
           <w:i w:val="0"/>
           <w:sz w:val="20"/>
         </w:rPr>
-        <w:t>자동창고는 아래 프로그램이 함께 돌아야 움직인다. 운전원이 보는 것은 맨 위 운전 화면 하나지만, 나머지가 멈추면 창고도 멈춘다.</w:t>
+        <w:t>자동창고는 아래 프로그램이 함께 돌아야 움직인다. 사용자이 보는 것은 맨 위 운전 화면 하나지만, 나머지가 멈추면 창고도 멈춘다.</w:t>
       </w:r>
     </w:p>
     <w:tbl>
@@ -1077,7 +1077,7 @@
           <w:i w:val="0"/>
           <w:sz w:val="20"/>
         </w:rPr>
-        <w:t>리본 마지막 [통신] 그룹의 신호등 네 개가 모두 정상(노랑↔초록 교대)인지 본다. 하나라도 빨강이면 그 프로그램이 죽었거나 상대와 끊긴 것이다 - 6.1 을 본다.</w:t>
+        <w:t>리본 마지막 [통신] 그룹의 신호등 네 개가 모두 정상(노랑↔초록 교대)인지 본다. 하나라도 빨강이면 그 프로그램이 죽었거나 상대와 끊긴 것이다 - 6.2 를 본다.</w:t>
       </w:r>
     </w:p>
     <w:p>
@@ -2759,7 +2759,7 @@
       <w:r>
         <w:drawing>
           <wp:inline xmlns:a="http://schemas.openxmlformats.org/drawingml/2006/main" xmlns:pic="http://schemas.openxmlformats.org/drawingml/2006/picture">
-            <wp:extent cx="5040000" cy="1528163"/>
+            <wp:extent cx="5040000" cy="1778037"/>
             <wp:docPr id="6" name="Picture 6"/>
             <wp:cNvGraphicFramePr>
               <a:graphicFrameLocks noChangeAspect="1"/>
@@ -2780,7 +2780,7 @@
                   <pic:spPr>
                     <a:xfrm>
                       <a:off x="0" y="0"/>
-                      <a:ext cx="5040000" cy="1528163"/>
+                      <a:ext cx="5040000" cy="1778037"/>
                     </a:xfrm>
                     <a:prstGeom prst="rect"/>
                   </pic:spPr>
@@ -3140,7 +3140,38 @@
         <w:pStyle w:val="Heading2"/>
       </w:pPr>
       <w:r>
-        <w:t>6.1 통신 신호등이 빨강</w:t>
+        <w:t>6.1 알람 경고창이 떴다</w:t>
+      </w:r>
+    </w:p>
+    <w:p>
+      <w:r>
+        <w:rPr>
+          <w:b w:val="0"/>
+          <w:i w:val="0"/>
+          <w:sz w:val="20"/>
+        </w:rPr>
+        <w:t>설비 에러가 나면 화면 오른쪽 아래에 경고창이 스스로 뜬다(10초마다 확인). 설비 상태창에서 알람 코드와 문구를 확인하고, 조작반에서 원인을 없앤 뒤 알람을 해제한다. 해제되면 목록에서 빠진다. [STOP] 은 소리만 끄고 창을 감춘다.</w:t>
+      </w:r>
+    </w:p>
+    <w:p>
+      <w:pPr>
+        <w:ind w:left="170"/>
+      </w:pPr>
+      <w:r>
+        <w:rPr>
+          <w:b w:val="0"/>
+          <w:i w:val="0"/>
+          <w:sz w:val="20"/>
+        </w:rPr>
+        <w:t>※ 2026-09-28 부터 ★오래 멈춘 화물(체류) 알람은 올라오지 않는다.★ 알람은 설비 에러일 때만 뜬다. 작업이 서 있는지는 왼쪽 작업정보 칸에서 본다.</w:t>
+      </w:r>
+    </w:p>
+    <w:p>
+      <w:pPr>
+        <w:pStyle w:val="Heading2"/>
+      </w:pPr>
+      <w:r>
+        <w:t>6.2 통신 신호등이 빨강</w:t>
       </w:r>
     </w:p>
     <w:p>
@@ -3158,7 +3189,7 @@
         <w:pStyle w:val="Heading2"/>
       </w:pPr>
       <w:r>
-        <w:t>6.2 작업이 같은 상태에 오래 머문다</w:t>
+        <w:t>6.3 작업이 같은 상태에 오래 머문다</w:t>
       </w:r>
     </w:p>
     <w:p>
@@ -3169,7 +3200,7 @@
         <w:rPr>
           <w:sz w:val="20"/>
         </w:rPr>
-        <w:t>경고창(알람)이 뜨면 어떤 작업이 몇 초째 서 있는지 먼저 본다.</w:t>
+        <w:t>왼쪽 작업정보 칸에서 그 작업이 어느 상태에 서 있는지 본다.</w:t>
       </w:r>
     </w:p>
     <w:p>
@@ -3223,7 +3254,7 @@
         <w:pStyle w:val="Heading2"/>
       </w:pPr>
       <w:r>
-        <w:t>6.3 설비가 화물을 든 채 멈췄다</w:t>
+        <w:t>6.4 설비가 화물을 든 채 멈췄다</w:t>
       </w:r>
     </w:p>
     <w:p>
@@ -3298,7 +3329,7 @@
         <w:pStyle w:val="Heading2"/>
       </w:pPr>
       <w:r>
-        <w:t>6.4 크레인이 든 화물을 수동으로 H/S 에 내려놨다</w:t>
+        <w:t>6.5 크레인이 든 화물을 수동으로 H/S 에 내려놨다</w:t>
       </w:r>
     </w:p>
     <w:p>
@@ -3329,7 +3360,7 @@
         <w:pStyle w:val="Heading2"/>
       </w:pPr>
       <w:r>
-        <w:t>6.5 S/C#1 통로 방향이 맞지 않아 작업이 선다</w:t>
+        <w:t>6.6 S/C#1 통로 방향이 맞지 않아 작업이 선다</w:t>
       </w:r>
     </w:p>
     <w:p>
@@ -3347,7 +3378,7 @@
         <w:pStyle w:val="Heading2"/>
       </w:pPr>
       <w:r>
-        <w:t>6.6 수동 지시가 거부된다</w:t>
+        <w:t>6.7 수동 지시가 거부된다</w:t>
       </w:r>
     </w:p>
     <w:p>
@@ -4167,7 +4198,7 @@
           <w:color w:val="666666"/>
           <w:sz w:val="18"/>
         </w:rPr>
-        <w:t>문서 판 : 2026-09-27</w:t>
+        <w:t>문서 판 : 2026-09-28</w:t>
       </w:r>
     </w:p>
     <w:sectPr>
